--- a/templates/非诉项目/1委托人须知.docx
+++ b/templates/非诉项目/1委托人须知.docx
@@ -541,7 +541,7 @@
           <w:sz w:val="28"/>
           <w:szCs w:val="28"/>
         </w:rPr>
-        <w:t>签章：{{名称}}</w:t>
+        <w:t>签章：</w:t>
       </w:r>
     </w:p>
     <w:p>
@@ -561,7 +561,7 @@
           <w:szCs w:val="28"/>
           <w:lang w:val="en-US" w:eastAsia="zh-CN"/>
         </w:rPr>
-        <w:t xml:space="preserve">                          {{委托日期}}</w:t>
+        <w:t xml:space="preserve">                            {{一委托日期}}</w:t>
       </w:r>
       <w:bookmarkStart w:id="0" w:name="_GoBack"/>
       <w:bookmarkEnd w:id="0"/>
@@ -1414,7 +1414,7 @@
     <w:lsdException w:unhideWhenUsed="0" w:uiPriority="0" w:semiHidden="0" w:name="Body Text Indent 2"/>
     <w:lsdException w:unhideWhenUsed="0" w:uiPriority="0" w:semiHidden="0" w:name="Body Text Indent 3"/>
     <w:lsdException w:unhideWhenUsed="0" w:uiPriority="0" w:semiHidden="0" w:name="Block Text"/>
-    <w:lsdException w:qFormat="1" w:uiPriority="99" w:semiHidden="0" w:name="Hyperlink"/>
+    <w:lsdException w:uiPriority="99" w:semiHidden="0" w:name="Hyperlink"/>
     <w:lsdException w:unhideWhenUsed="0" w:uiPriority="0" w:semiHidden="0" w:name="FollowedHyperlink"/>
     <w:lsdException w:qFormat="1" w:unhideWhenUsed="0" w:uiPriority="0" w:semiHidden="0" w:name="Strong"/>
     <w:lsdException w:qFormat="1" w:unhideWhenUsed="0" w:uiPriority="0" w:semiHidden="0" w:name="Emphasis"/>
@@ -1720,7 +1720,6 @@
     <w:name w:val="Hyperlink"/>
     <w:basedOn w:val="10"/>
     <w:unhideWhenUsed/>
-    <w:qFormat/>
     <w:uiPriority w:val="99"/>
     <w:rPr>
       <w:color w:val="000000"/>
@@ -1780,7 +1779,6 @@
   <w:style w:type="paragraph" w:customStyle="1" w:styleId="18">
     <w:name w:val="List Paragraph"/>
     <w:basedOn w:val="1"/>
-    <w:qFormat/>
     <w:uiPriority w:val="99"/>
     <w:pPr>
       <w:ind w:firstLine="420" w:firstLineChars="200"/>

--- a/templates/非诉项目/1委托人须知.docx
+++ b/templates/非诉项目/1委托人须知.docx
@@ -561,7 +561,7 @@
           <w:szCs w:val="28"/>
           <w:lang w:val="en-US" w:eastAsia="zh-CN"/>
         </w:rPr>
-        <w:t xml:space="preserve">                            {{一委托日期}}</w:t>
+        <w:t xml:space="preserve">                            {{_1委托日期}}</w:t>
       </w:r>
       <w:bookmarkStart w:id="0" w:name="_GoBack"/>
       <w:bookmarkEnd w:id="0"/>
